--- a/docs/studyguides/introtoquadratics.docx
+++ b/docs/studyguides/introtoquadratics.docx
@@ -143,7 +143,7 @@
         </w:rPr>
         <w:t xml:space="preserve"> </w:t>
       </w:r>
-      <w:hyperlink r:id="rId20">
+      <w:hyperlink r:id="rId9">
         <w:r>
           <w:rPr>
             <w:rStyle w:val="Hyperlink"/>
@@ -161,7 +161,7 @@
         <w:t xml:space="preserve">.</w:t>
       </w:r>
     </w:p>
-    <w:bookmarkStart w:id="36" w:name="what-is-a-quadratic-equation"/>
+    <w:bookmarkStart w:id="25" w:name="what-is-a-quadratic-equation"/>
     <w:p>
       <w:pPr>
         <w:pStyle w:val="Heading1"/>
@@ -240,18 +240,18 @@
                 <wp:inline>
                   <wp:extent cx="152400" cy="152400"/>
                   <wp:effectExtent b="0" l="0" r="0" t="0"/>
-                  <wp:docPr descr="" title="" id="22" name="Picture"/>
+                  <wp:docPr descr="" title="" id="11" name="Picture"/>
                   <a:graphic>
                     <a:graphicData uri="http://schemas.openxmlformats.org/drawingml/2006/picture">
                       <pic:pic>
                         <pic:nvPicPr>
-                          <pic:cNvPr descr="/Applications/quarto/share/formats/docx/note.png" id="23" name="Picture"/>
+                          <pic:cNvPr descr="/Applications/quarto/share/formats/docx/note.png" id="12" name="Picture"/>
                           <pic:cNvPicPr>
                             <a:picLocks noChangeArrowheads="1" noChangeAspect="1"/>
                           </pic:cNvPicPr>
                         </pic:nvPicPr>
                         <pic:blipFill>
-                          <a:blip r:embed="rId21"/>
+                          <a:blip r:embed="rId10"/>
                           <a:stretch>
                             <a:fillRect/>
                           </a:stretch>
@@ -754,7 +754,7 @@
       <w:tr>
         <w:tc>
           <w:tcPr/>
-          <w:bookmarkStart w:id="27" w:name="fig-1"/>
+          <w:bookmarkStart w:id="16" w:name="fig-1"/>
           <w:p>
             <w:pPr>
               <w:pStyle w:val="Compact"/>
@@ -765,18 +765,18 @@
                 <wp:inline>
                   <wp:extent cx="5755521" cy="2238597"/>
                   <wp:effectExtent b="0" l="0" r="0" t="0"/>
-                  <wp:docPr descr="" title="" id="25" name="Picture"/>
+                  <wp:docPr descr="" title="" id="14" name="Picture"/>
                   <a:graphic>
                     <a:graphicData uri="http://schemas.openxmlformats.org/drawingml/2006/picture">
                       <pic:pic>
                         <pic:nvPicPr>
-                          <pic:cNvPr descr="./FiguresPNG/introtoquadratics-fig1-1.png" id="26" name="Picture"/>
+                          <pic:cNvPr descr="./FiguresPNG/introtoquadratics-fig1-1.png" id="15" name="Picture"/>
                           <pic:cNvPicPr>
                             <a:picLocks noChangeArrowheads="1" noChangeAspect="1"/>
                           </pic:cNvPicPr>
                         </pic:nvPicPr>
                         <pic:blipFill>
-                          <a:blip r:embed="rId24"/>
+                          <a:blip r:embed="rId13"/>
                           <a:stretch>
                             <a:fillRect/>
                           </a:stretch>
@@ -950,7 +950,7 @@
               <w:t xml:space="preserve">.</w:t>
             </w:r>
           </w:p>
-          <w:bookmarkEnd w:id="27"/>
+          <w:bookmarkEnd w:id="16"/>
         </w:tc>
       </w:tr>
     </w:tbl>
@@ -1092,19 +1092,21 @@
           </m:rPr>
           <m:t>cos</m:t>
         </m:r>
-        <m:d>
-          <m:dPr>
-            <m:begChr m:val="("/>
-            <m:sepChr m:val=""/>
-            <m:endChr m:val=")"/>
-            <m:grow/>
-          </m:dPr>
-          <m:e>
-            <m:r>
-              <m:t>x</m:t>
-            </m:r>
-          </m:e>
-        </m:d>
+        <m:r>
+          <m:rPr>
+            <m:sty m:val="p"/>
+          </m:rPr>
+          <m:t>(</m:t>
+        </m:r>
+        <m:r>
+          <m:t>x</m:t>
+        </m:r>
+        <m:r>
+          <m:rPr>
+            <m:sty m:val="p"/>
+          </m:rPr>
+          <m:t>)</m:t>
+        </m:r>
       </m:oMath>
       <w:r>
         <w:t xml:space="preserve">, and</w:t>
@@ -1119,19 +1121,21 @@
           </m:rPr>
           <m:t>sin</m:t>
         </m:r>
-        <m:d>
-          <m:dPr>
-            <m:begChr m:val="("/>
-            <m:sepChr m:val=""/>
-            <m:endChr m:val=")"/>
-            <m:grow/>
-          </m:dPr>
-          <m:e>
-            <m:r>
-              <m:t>y</m:t>
-            </m:r>
-          </m:e>
-        </m:d>
+        <m:r>
+          <m:rPr>
+            <m:sty m:val="p"/>
+          </m:rPr>
+          <m:t>(</m:t>
+        </m:r>
+        <m:r>
+          <m:t>y</m:t>
+        </m:r>
+        <m:r>
+          <m:rPr>
+            <m:sty m:val="p"/>
+          </m:rPr>
+          <m:t>)</m:t>
+        </m:r>
       </m:oMath>
       <w:r>
         <w:t xml:space="preserve">.</w:t>
@@ -1177,18 +1181,18 @@
                 <wp:inline>
                   <wp:extent cx="152400" cy="152400"/>
                   <wp:effectExtent b="0" l="0" r="0" t="0"/>
-                  <wp:docPr descr="" title="" id="28" name="Picture"/>
+                  <wp:docPr descr="" title="" id="17" name="Picture"/>
                   <a:graphic>
                     <a:graphicData uri="http://schemas.openxmlformats.org/drawingml/2006/picture">
                       <pic:pic>
                         <pic:nvPicPr>
-                          <pic:cNvPr descr="/Applications/quarto/share/formats/docx/note.png" id="29" name="Picture"/>
+                          <pic:cNvPr descr="/Applications/quarto/share/formats/docx/note.png" id="18" name="Picture"/>
                           <pic:cNvPicPr>
                             <a:picLocks noChangeArrowheads="1" noChangeAspect="1"/>
                           </pic:cNvPicPr>
                         </pic:nvPicPr>
                         <pic:blipFill>
-                          <a:blip r:embed="rId21"/>
+                          <a:blip r:embed="rId10"/>
                           <a:stretch>
                             <a:fillRect/>
                           </a:stretch>
@@ -1420,18 +1424,18 @@
                 <wp:inline>
                   <wp:extent cx="152400" cy="152400"/>
                   <wp:effectExtent b="0" l="0" r="0" t="0"/>
-                  <wp:docPr descr="" title="" id="30" name="Picture"/>
+                  <wp:docPr descr="" title="" id="19" name="Picture"/>
                   <a:graphic>
                     <a:graphicData uri="http://schemas.openxmlformats.org/drawingml/2006/picture">
                       <pic:pic>
                         <pic:nvPicPr>
-                          <pic:cNvPr descr="/Applications/quarto/share/formats/docx/note.png" id="31" name="Picture"/>
+                          <pic:cNvPr descr="/Applications/quarto/share/formats/docx/note.png" id="20" name="Picture"/>
                           <pic:cNvPicPr>
                             <a:picLocks noChangeArrowheads="1" noChangeAspect="1"/>
                           </pic:cNvPicPr>
                         </pic:nvPicPr>
                         <pic:blipFill>
-                          <a:blip r:embed="rId21"/>
+                          <a:blip r:embed="rId10"/>
                           <a:stretch>
                             <a:fillRect/>
                           </a:stretch>
@@ -1551,30 +1555,32 @@
               <w:t xml:space="preserve"> </w:t>
             </w:r>
             <m:oMath>
+              <m:r>
+                <m:rPr>
+                  <m:sty m:val="p"/>
+                </m:rPr>
+                <m:t>(</m:t>
+              </m:r>
               <m:sSup>
                 <m:e>
-                  <m:d>
-                    <m:dPr>
-                      <m:begChr m:val="("/>
-                      <m:sepChr m:val=""/>
-                      <m:endChr m:val=")"/>
-                      <m:grow/>
-                    </m:dPr>
-                    <m:e>
-                      <m:sSup>
-                        <m:e>
-                          <m:r>
-                            <m:t>y</m:t>
-                          </m:r>
-                        </m:e>
-                        <m:sup>
-                          <m:r>
-                            <m:t>2</m:t>
-                          </m:r>
-                        </m:sup>
-                      </m:sSup>
-                    </m:e>
-                  </m:d>
+                  <m:r>
+                    <m:t>y</m:t>
+                  </m:r>
+                </m:e>
+                <m:sup>
+                  <m:r>
+                    <m:t>2</m:t>
+                  </m:r>
+                </m:sup>
+              </m:sSup>
+              <m:sSup>
+                <m:e>
+                  <m:r>
+                    <m:rPr>
+                      <m:sty m:val="p"/>
+                    </m:rPr>
+                    <m:t>)</m:t>
+                  </m:r>
                 </m:e>
                 <m:sup>
                   <m:r>
@@ -1763,18 +1769,18 @@
                 <wp:inline>
                   <wp:extent cx="152400" cy="152400"/>
                   <wp:effectExtent b="0" l="0" r="0" t="0"/>
-                  <wp:docPr descr="" title="" id="32" name="Picture"/>
+                  <wp:docPr descr="" title="" id="21" name="Picture"/>
                   <a:graphic>
                     <a:graphicData uri="http://schemas.openxmlformats.org/drawingml/2006/picture">
                       <pic:pic>
                         <pic:nvPicPr>
-                          <pic:cNvPr descr="/Applications/quarto/share/formats/docx/note.png" id="33" name="Picture"/>
+                          <pic:cNvPr descr="/Applications/quarto/share/formats/docx/note.png" id="22" name="Picture"/>
                           <pic:cNvPicPr>
                             <a:picLocks noChangeArrowheads="1" noChangeAspect="1"/>
                           </pic:cNvPicPr>
                         </pic:nvPicPr>
                         <pic:blipFill>
-                          <a:blip r:embed="rId21"/>
+                          <a:blip r:embed="rId10"/>
                           <a:stretch>
                             <a:fillRect/>
                           </a:stretch>
@@ -1906,30 +1912,32 @@
                 </m:rPr>
                 <m:t>−</m:t>
               </m:r>
+              <m:r>
+                <m:rPr>
+                  <m:sty m:val="p"/>
+                </m:rPr>
+                <m:t>(</m:t>
+              </m:r>
               <m:sSup>
                 <m:e>
-                  <m:d>
-                    <m:dPr>
-                      <m:begChr m:val="("/>
-                      <m:sepChr m:val=""/>
-                      <m:endChr m:val=")"/>
-                      <m:grow/>
-                    </m:dPr>
-                    <m:e>
-                      <m:sSup>
-                        <m:e>
-                          <m:r>
-                            <m:t>e</m:t>
-                          </m:r>
-                        </m:e>
-                        <m:sup>
-                          <m:r>
-                            <m:t>x</m:t>
-                          </m:r>
-                        </m:sup>
-                      </m:sSup>
-                    </m:e>
-                  </m:d>
+                  <m:r>
+                    <m:t>e</m:t>
+                  </m:r>
+                </m:e>
+                <m:sup>
+                  <m:r>
+                    <m:t>x</m:t>
+                  </m:r>
+                </m:sup>
+              </m:sSup>
+              <m:sSup>
+                <m:e>
+                  <m:r>
+                    <m:rPr>
+                      <m:sty m:val="p"/>
+                    </m:rPr>
+                    <m:t>)</m:t>
+                  </m:r>
                 </m:e>
                 <m:sup>
                   <m:r>
@@ -2107,30 +2115,32 @@
               <w:t xml:space="preserve"> </w:t>
             </w:r>
             <m:oMath>
+              <m:r>
+                <m:rPr>
+                  <m:sty m:val="p"/>
+                </m:rPr>
+                <m:t>(</m:t>
+              </m:r>
               <m:sSup>
                 <m:e>
-                  <m:d>
-                    <m:dPr>
-                      <m:begChr m:val="("/>
-                      <m:sepChr m:val=""/>
-                      <m:endChr m:val=")"/>
-                      <m:grow/>
-                    </m:dPr>
-                    <m:e>
-                      <m:sSup>
-                        <m:e>
-                          <m:r>
-                            <m:t>e</m:t>
-                          </m:r>
-                        </m:e>
-                        <m:sup>
-                          <m:r>
-                            <m:t>x</m:t>
-                          </m:r>
-                        </m:sup>
-                      </m:sSup>
-                    </m:e>
-                  </m:d>
+                  <m:r>
+                    <m:t>e</m:t>
+                  </m:r>
+                </m:e>
+                <m:sup>
+                  <m:r>
+                    <m:t>x</m:t>
+                  </m:r>
+                </m:sup>
+              </m:sSup>
+              <m:sSup>
+                <m:e>
+                  <m:r>
+                    <m:rPr>
+                      <m:sty m:val="p"/>
+                    </m:rPr>
+                    <m:t>)</m:t>
+                  </m:r>
                 </m:e>
                 <m:sup>
                   <m:r>
@@ -2302,18 +2312,18 @@
                 <wp:inline>
                   <wp:extent cx="152400" cy="152400"/>
                   <wp:effectExtent b="0" l="0" r="0" t="0"/>
-                  <wp:docPr descr="" title="" id="34" name="Picture"/>
+                  <wp:docPr descr="" title="" id="23" name="Picture"/>
                   <a:graphic>
                     <a:graphicData uri="http://schemas.openxmlformats.org/drawingml/2006/picture">
                       <pic:pic>
                         <pic:nvPicPr>
-                          <pic:cNvPr descr="/Applications/quarto/share/formats/docx/note.png" id="35" name="Picture"/>
+                          <pic:cNvPr descr="/Applications/quarto/share/formats/docx/note.png" id="24" name="Picture"/>
                           <pic:cNvPicPr>
                             <a:picLocks noChangeArrowheads="1" noChangeAspect="1"/>
                           </pic:cNvPicPr>
                         </pic:nvPicPr>
                         <pic:blipFill>
-                          <a:blip r:embed="rId21"/>
+                          <a:blip r:embed="rId10"/>
                           <a:stretch>
                             <a:fillRect/>
                           </a:stretch>
@@ -2450,50 +2460,54 @@
                 <m:jc m:val="center"/>
               </m:oMathParaPr>
               <m:oMath>
-                <m:d>
-                  <m:dPr>
-                    <m:begChr m:val="("/>
-                    <m:sepChr m:val=""/>
-                    <m:endChr m:val=")"/>
-                    <m:grow/>
-                  </m:dPr>
-                  <m:e>
-                    <m:r>
-                      <m:t>t</m:t>
-                    </m:r>
-                    <m:r>
-                      <m:rPr>
-                        <m:sty m:val="p"/>
-                      </m:rPr>
-                      <m:t>+</m:t>
-                    </m:r>
-                    <m:r>
-                      <m:t>1</m:t>
-                    </m:r>
-                  </m:e>
-                </m:d>
-                <m:d>
-                  <m:dPr>
-                    <m:begChr m:val="("/>
-                    <m:sepChr m:val=""/>
-                    <m:endChr m:val=")"/>
-                    <m:grow/>
-                  </m:dPr>
-                  <m:e>
-                    <m:r>
-                      <m:t>t</m:t>
-                    </m:r>
-                    <m:r>
-                      <m:rPr>
-                        <m:sty m:val="p"/>
-                      </m:rPr>
-                      <m:t>−</m:t>
-                    </m:r>
-                    <m:r>
-                      <m:t>3</m:t>
-                    </m:r>
-                  </m:e>
-                </m:d>
+                <m:r>
+                  <m:rPr>
+                    <m:sty m:val="p"/>
+                  </m:rPr>
+                  <m:t>(</m:t>
+                </m:r>
+                <m:r>
+                  <m:t>t</m:t>
+                </m:r>
+                <m:r>
+                  <m:rPr>
+                    <m:sty m:val="p"/>
+                  </m:rPr>
+                  <m:t>+</m:t>
+                </m:r>
+                <m:r>
+                  <m:t>1</m:t>
+                </m:r>
+                <m:r>
+                  <m:rPr>
+                    <m:sty m:val="p"/>
+                  </m:rPr>
+                  <m:t>)</m:t>
+                </m:r>
+                <m:r>
+                  <m:rPr>
+                    <m:sty m:val="p"/>
+                  </m:rPr>
+                  <m:t>(</m:t>
+                </m:r>
+                <m:r>
+                  <m:t>t</m:t>
+                </m:r>
+                <m:r>
+                  <m:rPr>
+                    <m:sty m:val="p"/>
+                  </m:rPr>
+                  <m:t>−</m:t>
+                </m:r>
+                <m:r>
+                  <m:t>3</m:t>
+                </m:r>
+                <m:r>
+                  <m:rPr>
+                    <m:sty m:val="p"/>
+                  </m:rPr>
+                  <m:t>)</m:t>
+                </m:r>
                 <m:r>
                   <m:rPr>
                     <m:sty m:val="p"/>
@@ -2779,8 +2793,8 @@
         </w:tc>
       </w:tr>
     </w:tbl>
-    <w:bookmarkEnd w:id="36"/>
-    <w:bookmarkStart w:id="40" w:name="solving-a-quadratic-equation"/>
+    <w:bookmarkEnd w:id="25"/>
+    <w:bookmarkStart w:id="29" w:name="solving-a-quadratic-equation"/>
     <w:p>
       <w:pPr>
         <w:pStyle w:val="Heading1"/>
@@ -2883,56 +2897,60 @@
         <w:t xml:space="preserve"> </w:t>
       </w:r>
       <m:oMath>
-        <m:d>
-          <m:dPr>
-            <m:begChr m:val="("/>
-            <m:sepChr m:val=""/>
-            <m:endChr m:val=")"/>
-            <m:grow/>
-          </m:dPr>
-          <m:e>
-            <m:r>
-              <m:t>m</m:t>
-            </m:r>
-            <m:r>
-              <m:t>x</m:t>
-            </m:r>
-            <m:r>
-              <m:rPr>
-                <m:sty m:val="p"/>
-              </m:rPr>
-              <m:t>+</m:t>
-            </m:r>
-            <m:r>
-              <m:t>n</m:t>
-            </m:r>
-          </m:e>
-        </m:d>
-        <m:d>
-          <m:dPr>
-            <m:begChr m:val="("/>
-            <m:sepChr m:val=""/>
-            <m:endChr m:val=")"/>
-            <m:grow/>
-          </m:dPr>
-          <m:e>
-            <m:r>
-              <m:t>p</m:t>
-            </m:r>
-            <m:r>
-              <m:t>x</m:t>
-            </m:r>
-            <m:r>
-              <m:rPr>
-                <m:sty m:val="p"/>
-              </m:rPr>
-              <m:t>+</m:t>
-            </m:r>
-            <m:r>
-              <m:t>q</m:t>
-            </m:r>
-          </m:e>
-        </m:d>
+        <m:r>
+          <m:rPr>
+            <m:sty m:val="p"/>
+          </m:rPr>
+          <m:t>(</m:t>
+        </m:r>
+        <m:r>
+          <m:t>m</m:t>
+        </m:r>
+        <m:r>
+          <m:t>x</m:t>
+        </m:r>
+        <m:r>
+          <m:rPr>
+            <m:sty m:val="p"/>
+          </m:rPr>
+          <m:t>+</m:t>
+        </m:r>
+        <m:r>
+          <m:t>n</m:t>
+        </m:r>
+        <m:r>
+          <m:rPr>
+            <m:sty m:val="p"/>
+          </m:rPr>
+          <m:t>)</m:t>
+        </m:r>
+        <m:r>
+          <m:rPr>
+            <m:sty m:val="p"/>
+          </m:rPr>
+          <m:t>(</m:t>
+        </m:r>
+        <m:r>
+          <m:t>p</m:t>
+        </m:r>
+        <m:r>
+          <m:t>x</m:t>
+        </m:r>
+        <m:r>
+          <m:rPr>
+            <m:sty m:val="p"/>
+          </m:rPr>
+          <m:t>+</m:t>
+        </m:r>
+        <m:r>
+          <m:t>q</m:t>
+        </m:r>
+        <m:r>
+          <m:rPr>
+            <m:sty m:val="p"/>
+          </m:rPr>
+          <m:t>)</m:t>
+        </m:r>
       </m:oMath>
       <w:r>
         <w:t xml:space="preserve">, then work out the roots when each of these linear equations is zero. See</w:t>
@@ -2940,7 +2958,7 @@
       <w:r>
         <w:t xml:space="preserve"> </w:t>
       </w:r>
-      <w:hyperlink r:id="rId37">
+      <w:hyperlink r:id="rId26">
         <w:r>
           <w:rPr>
             <w:rStyle w:val="Hyperlink"/>
@@ -3041,42 +3059,44 @@
         <w:t xml:space="preserve"> </w:t>
       </w:r>
       <m:oMath>
+        <m:r>
+          <m:rPr>
+            <m:sty m:val="p"/>
+          </m:rPr>
+          <m:t>(</m:t>
+        </m:r>
+        <m:r>
+          <m:t>x</m:t>
+        </m:r>
+        <m:r>
+          <m:rPr>
+            <m:sty m:val="p"/>
+          </m:rPr>
+          <m:t>+</m:t>
+        </m:r>
+        <m:r>
+          <m:t>b</m:t>
+        </m:r>
+        <m:r>
+          <m:rPr>
+            <m:sty m:val="p"/>
+          </m:rPr>
+          <m:t>/</m:t>
+        </m:r>
+        <m:r>
+          <m:t>2</m:t>
+        </m:r>
+        <m:r>
+          <m:t>a</m:t>
+        </m:r>
         <m:sSup>
           <m:e>
-            <m:d>
-              <m:dPr>
-                <m:begChr m:val="("/>
-                <m:sepChr m:val=""/>
-                <m:endChr m:val=")"/>
-                <m:grow/>
-              </m:dPr>
-              <m:e>
-                <m:r>
-                  <m:t>x</m:t>
-                </m:r>
-                <m:r>
-                  <m:rPr>
-                    <m:sty m:val="p"/>
-                  </m:rPr>
-                  <m:t>+</m:t>
-                </m:r>
-                <m:r>
-                  <m:t>b</m:t>
-                </m:r>
-                <m:r>
-                  <m:rPr>
-                    <m:sty m:val="p"/>
-                  </m:rPr>
-                  <m:t>/</m:t>
-                </m:r>
-                <m:r>
-                  <m:t>2</m:t>
-                </m:r>
-                <m:r>
-                  <m:t>a</m:t>
-                </m:r>
-              </m:e>
-            </m:d>
+            <m:r>
+              <m:rPr>
+                <m:sty m:val="p"/>
+              </m:rPr>
+              <m:t>)</m:t>
+            </m:r>
           </m:e>
           <m:sup>
             <m:r>
@@ -3100,7 +3120,7 @@
       <w:r>
         <w:t xml:space="preserve"> </w:t>
       </w:r>
-      <w:hyperlink r:id="rId38">
+      <w:hyperlink r:id="rId27">
         <w:r>
           <w:rPr>
             <w:rStyle w:val="Hyperlink"/>
@@ -3294,7 +3314,7 @@
       <w:r>
         <w:t xml:space="preserve"> </w:t>
       </w:r>
-      <w:hyperlink r:id="rId39">
+      <w:hyperlink r:id="rId28">
         <w:r>
           <w:rPr>
             <w:rStyle w:val="Hyperlink"/>
@@ -3309,8 +3329,8 @@
         <w:t xml:space="preserve">for more.</w:t>
       </w:r>
     </w:p>
-    <w:bookmarkEnd w:id="40"/>
-    <w:bookmarkStart w:id="66" w:name="the-discriminant"/>
+    <w:bookmarkEnd w:id="29"/>
+    <w:bookmarkStart w:id="55" w:name="the-discriminant"/>
     <w:p>
       <w:pPr>
         <w:pStyle w:val="Heading1"/>
@@ -3403,18 +3423,18 @@
                 <wp:inline>
                   <wp:extent cx="152400" cy="152400"/>
                   <wp:effectExtent b="0" l="0" r="0" t="0"/>
-                  <wp:docPr descr="" title="" id="41" name="Picture"/>
+                  <wp:docPr descr="" title="" id="30" name="Picture"/>
                   <a:graphic>
                     <a:graphicData uri="http://schemas.openxmlformats.org/drawingml/2006/picture">
                       <pic:pic>
                         <pic:nvPicPr>
-                          <pic:cNvPr descr="/Applications/quarto/share/formats/docx/note.png" id="42" name="Picture"/>
+                          <pic:cNvPr descr="/Applications/quarto/share/formats/docx/note.png" id="31" name="Picture"/>
                           <pic:cNvPicPr>
                             <a:picLocks noChangeArrowheads="1" noChangeAspect="1"/>
                           </pic:cNvPicPr>
                         </pic:nvPicPr>
                         <pic:blipFill>
-                          <a:blip r:embed="rId21"/>
+                          <a:blip r:embed="rId10"/>
                           <a:stretch>
                             <a:fillRect/>
                           </a:stretch>
@@ -3804,8 +3824,8 @@
           <m:r>
             <m:rPr>
               <m:nor/>
+              <m:scr m:val="sans-serif"/>
               <m:sty m:val="p"/>
-              <m:scr m:val="sans-serif"/>
             </m:rPr>
             <m:t> and </m:t>
           </m:r>
@@ -3915,7 +3935,7 @@
       <w:tr>
         <w:tc>
           <w:tcPr/>
-          <w:bookmarkStart w:id="46" w:name="fig-2"/>
+          <w:bookmarkStart w:id="35" w:name="fig-2"/>
           <w:p>
             <w:pPr>
               <w:pStyle w:val="Compact"/>
@@ -3926,18 +3946,18 @@
                 <wp:inline>
                   <wp:extent cx="5755521" cy="2238597"/>
                   <wp:effectExtent b="0" l="0" r="0" t="0"/>
-                  <wp:docPr descr="" title="" id="44" name="Picture"/>
+                  <wp:docPr descr="" title="" id="33" name="Picture"/>
                   <a:graphic>
                     <a:graphicData uri="http://schemas.openxmlformats.org/drawingml/2006/picture">
                       <pic:pic>
                         <pic:nvPicPr>
-                          <pic:cNvPr descr="./FiguresPNG/introtoquadratics-fig2-2.png" id="45" name="Picture"/>
+                          <pic:cNvPr descr="./FiguresPNG/introtoquadratics-fig2-2.png" id="34" name="Picture"/>
                           <pic:cNvPicPr>
                             <a:picLocks noChangeArrowheads="1" noChangeAspect="1"/>
                           </pic:cNvPicPr>
                         </pic:nvPicPr>
                         <pic:blipFill>
-                          <a:blip r:embed="rId43"/>
+                          <a:blip r:embed="rId32"/>
                           <a:stretch>
                             <a:fillRect/>
                           </a:stretch>
@@ -4157,7 +4177,7 @@
               <w:t xml:space="preserve">.</w:t>
             </w:r>
           </w:p>
-          <w:bookmarkEnd w:id="46"/>
+          <w:bookmarkEnd w:id="35"/>
         </w:tc>
       </w:tr>
     </w:tbl>
@@ -4361,8 +4381,8 @@
           <m:r>
             <m:rPr>
               <m:nor/>
+              <m:scr m:val="sans-serif"/>
               <m:sty m:val="p"/>
-              <m:scr m:val="sans-serif"/>
             </m:rPr>
             <m:t> and </m:t>
           </m:r>
@@ -4502,7 +4522,7 @@
       <w:tr>
         <w:tc>
           <w:tcPr/>
-          <w:bookmarkStart w:id="50" w:name="fig-3"/>
+          <w:bookmarkStart w:id="39" w:name="fig-3"/>
           <w:p>
             <w:pPr>
               <w:pStyle w:val="Compact"/>
@@ -4513,18 +4533,18 @@
                 <wp:inline>
                   <wp:extent cx="5755521" cy="2238597"/>
                   <wp:effectExtent b="0" l="0" r="0" t="0"/>
-                  <wp:docPr descr="" title="" id="48" name="Picture"/>
+                  <wp:docPr descr="" title="" id="37" name="Picture"/>
                   <a:graphic>
                     <a:graphicData uri="http://schemas.openxmlformats.org/drawingml/2006/picture">
                       <pic:pic>
                         <pic:nvPicPr>
-                          <pic:cNvPr descr="./FiguresPNG/introtoquadratics-fig3-3.png" id="49" name="Picture"/>
+                          <pic:cNvPr descr="./FiguresPNG/introtoquadratics-fig3-3.png" id="38" name="Picture"/>
                           <pic:cNvPicPr>
                             <a:picLocks noChangeArrowheads="1" noChangeAspect="1"/>
                           </pic:cNvPicPr>
                         </pic:nvPicPr>
                         <pic:blipFill>
-                          <a:blip r:embed="rId47"/>
+                          <a:blip r:embed="rId36"/>
                           <a:stretch>
                             <a:fillRect/>
                           </a:stretch>
@@ -4744,7 +4764,7 @@
               <w:t xml:space="preserve">.</w:t>
             </w:r>
           </w:p>
-          <w:bookmarkEnd w:id="50"/>
+          <w:bookmarkEnd w:id="39"/>
         </w:tc>
       </w:tr>
     </w:tbl>
@@ -4916,8 +4936,8 @@
           <m:r>
             <m:rPr>
               <m:nor/>
+              <m:scr m:val="sans-serif"/>
               <m:sty m:val="p"/>
-              <m:scr m:val="sans-serif"/>
             </m:rPr>
             <m:t> and </m:t>
           </m:r>
@@ -5049,7 +5069,7 @@
       <w:r>
         <w:t xml:space="preserve"> </w:t>
       </w:r>
-      <w:hyperlink r:id="rId20">
+      <w:hyperlink r:id="rId9">
         <w:r>
           <w:rPr>
             <w:rStyle w:val="Hyperlink"/>
@@ -5102,7 +5122,7 @@
       <w:tr>
         <w:tc>
           <w:tcPr/>
-          <w:bookmarkStart w:id="54" w:name="fig-4"/>
+          <w:bookmarkStart w:id="43" w:name="fig-4"/>
           <w:p>
             <w:pPr>
               <w:pStyle w:val="Compact"/>
@@ -5113,18 +5133,18 @@
                 <wp:inline>
                   <wp:extent cx="5755521" cy="2238597"/>
                   <wp:effectExtent b="0" l="0" r="0" t="0"/>
-                  <wp:docPr descr="" title="" id="52" name="Picture"/>
+                  <wp:docPr descr="" title="" id="41" name="Picture"/>
                   <a:graphic>
                     <a:graphicData uri="http://schemas.openxmlformats.org/drawingml/2006/picture">
                       <pic:pic>
                         <pic:nvPicPr>
-                          <pic:cNvPr descr="./FiguresPNG/introtoquadratics-fig4-4.png" id="53" name="Picture"/>
+                          <pic:cNvPr descr="./FiguresPNG/introtoquadratics-fig4-4.png" id="42" name="Picture"/>
                           <pic:cNvPicPr>
                             <a:picLocks noChangeArrowheads="1" noChangeAspect="1"/>
                           </pic:cNvPicPr>
                         </pic:nvPicPr>
                         <pic:blipFill>
-                          <a:blip r:embed="rId51"/>
+                          <a:blip r:embed="rId40"/>
                           <a:stretch>
                             <a:fillRect/>
                           </a:stretch>
@@ -5344,7 +5364,7 @@
               <w:t xml:space="preserve">.</w:t>
             </w:r>
           </w:p>
-          <w:bookmarkEnd w:id="54"/>
+          <w:bookmarkEnd w:id="43"/>
         </w:tc>
       </w:tr>
     </w:tbl>
@@ -5397,18 +5417,18 @@
                 <wp:inline>
                   <wp:extent cx="152400" cy="152400"/>
                   <wp:effectExtent b="0" l="0" r="0" t="0"/>
-                  <wp:docPr descr="" title="" id="56" name="Picture"/>
+                  <wp:docPr descr="" title="" id="45" name="Picture"/>
                   <a:graphic>
                     <a:graphicData uri="http://schemas.openxmlformats.org/drawingml/2006/picture">
                       <pic:pic>
                         <pic:nvPicPr>
-                          <pic:cNvPr descr="/Applications/quarto/share/formats/docx/warning.png" id="57" name="Picture"/>
+                          <pic:cNvPr descr="/Applications/quarto/share/formats/docx/warning.png" id="46" name="Picture"/>
                           <pic:cNvPicPr>
                             <a:picLocks noChangeArrowheads="1" noChangeAspect="1"/>
                           </pic:cNvPicPr>
                         </pic:nvPicPr>
                         <pic:blipFill>
-                          <a:blip r:embed="rId55"/>
+                          <a:blip r:embed="rId44"/>
                           <a:stretch>
                             <a:fillRect/>
                           </a:stretch>
@@ -5612,18 +5632,18 @@
                 <wp:inline>
                   <wp:extent cx="152400" cy="152400"/>
                   <wp:effectExtent b="0" l="0" r="0" t="0"/>
-                  <wp:docPr descr="" title="" id="58" name="Picture"/>
+                  <wp:docPr descr="" title="" id="47" name="Picture"/>
                   <a:graphic>
                     <a:graphicData uri="http://schemas.openxmlformats.org/drawingml/2006/picture">
                       <pic:pic>
                         <pic:nvPicPr>
-                          <pic:cNvPr descr="/Applications/quarto/share/formats/docx/note.png" id="59" name="Picture"/>
+                          <pic:cNvPr descr="/Applications/quarto/share/formats/docx/note.png" id="48" name="Picture"/>
                           <pic:cNvPicPr>
                             <a:picLocks noChangeArrowheads="1" noChangeAspect="1"/>
                           </pic:cNvPicPr>
                         </pic:nvPicPr>
                         <pic:blipFill>
-                          <a:blip r:embed="rId21"/>
+                          <a:blip r:embed="rId10"/>
                           <a:stretch>
                             <a:fillRect/>
                           </a:stretch>
@@ -5861,21 +5881,23 @@
                   </m:rPr>
                   <m:t>=</m:t>
                 </m:r>
+                <m:r>
+                  <m:rPr>
+                    <m:sty m:val="p"/>
+                  </m:rPr>
+                  <m:t>(</m:t>
+                </m:r>
+                <m:r>
+                  <m:t>4</m:t>
+                </m:r>
                 <m:sSup>
                   <m:e>
-                    <m:d>
-                      <m:dPr>
-                        <m:begChr m:val="("/>
-                        <m:sepChr m:val=""/>
-                        <m:endChr m:val=")"/>
-                        <m:grow/>
-                      </m:dPr>
-                      <m:e>
-                        <m:r>
-                          <m:t>4</m:t>
-                        </m:r>
-                      </m:e>
-                    </m:d>
+                    <m:r>
+                      <m:rPr>
+                        <m:sty m:val="p"/>
+                      </m:rPr>
+                      <m:t>)</m:t>
+                    </m:r>
                   </m:e>
                   <m:sup>
                     <m:r>
@@ -5892,38 +5914,42 @@
                 <m:r>
                   <m:t>4</m:t>
                 </m:r>
-                <m:d>
-                  <m:dPr>
-                    <m:begChr m:val="("/>
-                    <m:sepChr m:val=""/>
-                    <m:endChr m:val=")"/>
-                    <m:grow/>
-                  </m:dPr>
-                  <m:e>
-                    <m:r>
-                      <m:t>2</m:t>
-                    </m:r>
-                  </m:e>
-                </m:d>
-                <m:d>
-                  <m:dPr>
-                    <m:begChr m:val="("/>
-                    <m:sepChr m:val=""/>
-                    <m:endChr m:val=")"/>
-                    <m:grow/>
-                  </m:dPr>
-                  <m:e>
-                    <m:r>
-                      <m:rPr>
-                        <m:sty m:val="p"/>
-                      </m:rPr>
-                      <m:t>−</m:t>
-                    </m:r>
-                    <m:r>
-                      <m:t>8</m:t>
-                    </m:r>
-                  </m:e>
-                </m:d>
+                <m:r>
+                  <m:rPr>
+                    <m:sty m:val="p"/>
+                  </m:rPr>
+                  <m:t>(</m:t>
+                </m:r>
+                <m:r>
+                  <m:t>2</m:t>
+                </m:r>
+                <m:r>
+                  <m:rPr>
+                    <m:sty m:val="p"/>
+                  </m:rPr>
+                  <m:t>)</m:t>
+                </m:r>
+                <m:r>
+                  <m:rPr>
+                    <m:sty m:val="p"/>
+                  </m:rPr>
+                  <m:t>(</m:t>
+                </m:r>
+                <m:r>
+                  <m:rPr>
+                    <m:sty m:val="p"/>
+                  </m:rPr>
+                  <m:t>−</m:t>
+                </m:r>
+                <m:r>
+                  <m:t>8</m:t>
+                </m:r>
+                <m:r>
+                  <m:rPr>
+                    <m:sty m:val="p"/>
+                  </m:rPr>
+                  <m:t>)</m:t>
+                </m:r>
                 <m:r>
                   <m:rPr>
                     <m:sty m:val="p"/>
@@ -6100,18 +6126,18 @@
                 <wp:inline>
                   <wp:extent cx="152400" cy="152400"/>
                   <wp:effectExtent b="0" l="0" r="0" t="0"/>
-                  <wp:docPr descr="" title="" id="60" name="Picture"/>
+                  <wp:docPr descr="" title="" id="49" name="Picture"/>
                   <a:graphic>
                     <a:graphicData uri="http://schemas.openxmlformats.org/drawingml/2006/picture">
                       <pic:pic>
                         <pic:nvPicPr>
-                          <pic:cNvPr descr="/Applications/quarto/share/formats/docx/note.png" id="61" name="Picture"/>
+                          <pic:cNvPr descr="/Applications/quarto/share/formats/docx/note.png" id="50" name="Picture"/>
                           <pic:cNvPicPr>
                             <a:picLocks noChangeArrowheads="1" noChangeAspect="1"/>
                           </pic:cNvPicPr>
                         </pic:nvPicPr>
                         <pic:blipFill>
-                          <a:blip r:embed="rId21"/>
+                          <a:blip r:embed="rId10"/>
                           <a:stretch>
                             <a:fillRect/>
                           </a:stretch>
@@ -6375,27 +6401,29 @@
                   </m:rPr>
                   <m:t>=</m:t>
                 </m:r>
+                <m:r>
+                  <m:rPr>
+                    <m:sty m:val="p"/>
+                  </m:rPr>
+                  <m:t>(</m:t>
+                </m:r>
+                <m:r>
+                  <m:rPr>
+                    <m:sty m:val="p"/>
+                  </m:rPr>
+                  <m:t>−</m:t>
+                </m:r>
+                <m:r>
+                  <m:t>10</m:t>
+                </m:r>
                 <m:sSup>
                   <m:e>
-                    <m:d>
-                      <m:dPr>
-                        <m:begChr m:val="("/>
-                        <m:sepChr m:val=""/>
-                        <m:endChr m:val=")"/>
-                        <m:grow/>
-                      </m:dPr>
-                      <m:e>
-                        <m:r>
-                          <m:rPr>
-                            <m:sty m:val="p"/>
-                          </m:rPr>
-                          <m:t>−</m:t>
-                        </m:r>
-                        <m:r>
-                          <m:t>10</m:t>
-                        </m:r>
-                      </m:e>
-                    </m:d>
+                    <m:r>
+                      <m:rPr>
+                        <m:sty m:val="p"/>
+                      </m:rPr>
+                      <m:t>)</m:t>
+                    </m:r>
                   </m:e>
                   <m:sup>
                     <m:r>
@@ -6412,32 +6440,36 @@
                 <m:r>
                   <m:t>4</m:t>
                 </m:r>
-                <m:d>
-                  <m:dPr>
-                    <m:begChr m:val="("/>
-                    <m:sepChr m:val=""/>
-                    <m:endChr m:val=")"/>
-                    <m:grow/>
-                  </m:dPr>
-                  <m:e>
-                    <m:r>
-                      <m:t>1</m:t>
-                    </m:r>
-                  </m:e>
-                </m:d>
-                <m:d>
-                  <m:dPr>
-                    <m:begChr m:val="("/>
-                    <m:sepChr m:val=""/>
-                    <m:endChr m:val=")"/>
-                    <m:grow/>
-                  </m:dPr>
-                  <m:e>
-                    <m:r>
-                      <m:t>25</m:t>
-                    </m:r>
-                  </m:e>
-                </m:d>
+                <m:r>
+                  <m:rPr>
+                    <m:sty m:val="p"/>
+                  </m:rPr>
+                  <m:t>(</m:t>
+                </m:r>
+                <m:r>
+                  <m:t>1</m:t>
+                </m:r>
+                <m:r>
+                  <m:rPr>
+                    <m:sty m:val="p"/>
+                  </m:rPr>
+                  <m:t>)</m:t>
+                </m:r>
+                <m:r>
+                  <m:rPr>
+                    <m:sty m:val="p"/>
+                  </m:rPr>
+                  <m:t>(</m:t>
+                </m:r>
+                <m:r>
+                  <m:t>25</m:t>
+                </m:r>
+                <m:r>
+                  <m:rPr>
+                    <m:sty m:val="p"/>
+                  </m:rPr>
+                  <m:t>)</m:t>
+                </m:r>
                 <m:r>
                   <m:rPr>
                     <m:sty m:val="p"/>
@@ -6699,18 +6731,18 @@
                 <wp:inline>
                   <wp:extent cx="152400" cy="152400"/>
                   <wp:effectExtent b="0" l="0" r="0" t="0"/>
-                  <wp:docPr descr="" title="" id="62" name="Picture"/>
+                  <wp:docPr descr="" title="" id="51" name="Picture"/>
                   <a:graphic>
                     <a:graphicData uri="http://schemas.openxmlformats.org/drawingml/2006/picture">
                       <pic:pic>
                         <pic:nvPicPr>
-                          <pic:cNvPr descr="/Applications/quarto/share/formats/docx/note.png" id="63" name="Picture"/>
+                          <pic:cNvPr descr="/Applications/quarto/share/formats/docx/note.png" id="52" name="Picture"/>
                           <pic:cNvPicPr>
                             <a:picLocks noChangeArrowheads="1" noChangeAspect="1"/>
                           </pic:cNvPicPr>
                         </pic:nvPicPr>
                         <pic:blipFill>
-                          <a:blip r:embed="rId21"/>
+                          <a:blip r:embed="rId10"/>
                           <a:stretch>
                             <a:fillRect/>
                           </a:stretch>
@@ -6989,21 +7021,23 @@
                   </m:rPr>
                   <m:t>=</m:t>
                 </m:r>
+                <m:r>
+                  <m:rPr>
+                    <m:sty m:val="p"/>
+                  </m:rPr>
+                  <m:t>(</m:t>
+                </m:r>
+                <m:r>
+                  <m:t>4</m:t>
+                </m:r>
                 <m:sSup>
                   <m:e>
-                    <m:d>
-                      <m:dPr>
-                        <m:begChr m:val="("/>
-                        <m:sepChr m:val=""/>
-                        <m:endChr m:val=")"/>
-                        <m:grow/>
-                      </m:dPr>
-                      <m:e>
-                        <m:r>
-                          <m:t>4</m:t>
-                        </m:r>
-                      </m:e>
-                    </m:d>
+                    <m:r>
+                      <m:rPr>
+                        <m:sty m:val="p"/>
+                      </m:rPr>
+                      <m:t>)</m:t>
+                    </m:r>
                   </m:e>
                   <m:sup>
                     <m:r>
@@ -7020,44 +7054,48 @@
                 <m:r>
                   <m:t>4</m:t>
                 </m:r>
-                <m:d>
-                  <m:dPr>
-                    <m:begChr m:val="("/>
-                    <m:sepChr m:val=""/>
-                    <m:endChr m:val=")"/>
-                    <m:grow/>
-                  </m:dPr>
-                  <m:e>
-                    <m:r>
-                      <m:rPr>
-                        <m:sty m:val="p"/>
-                      </m:rPr>
-                      <m:t>−</m:t>
-                    </m:r>
-                    <m:r>
-                      <m:t>1</m:t>
-                    </m:r>
-                  </m:e>
-                </m:d>
-                <m:d>
-                  <m:dPr>
-                    <m:begChr m:val="("/>
-                    <m:sepChr m:val=""/>
-                    <m:endChr m:val=")"/>
-                    <m:grow/>
-                  </m:dPr>
-                  <m:e>
-                    <m:r>
-                      <m:rPr>
-                        <m:sty m:val="p"/>
-                      </m:rPr>
-                      <m:t>−</m:t>
-                    </m:r>
-                    <m:r>
-                      <m:t>5</m:t>
-                    </m:r>
-                  </m:e>
-                </m:d>
+                <m:r>
+                  <m:rPr>
+                    <m:sty m:val="p"/>
+                  </m:rPr>
+                  <m:t>(</m:t>
+                </m:r>
+                <m:r>
+                  <m:rPr>
+                    <m:sty m:val="p"/>
+                  </m:rPr>
+                  <m:t>−</m:t>
+                </m:r>
+                <m:r>
+                  <m:t>1</m:t>
+                </m:r>
+                <m:r>
+                  <m:rPr>
+                    <m:sty m:val="p"/>
+                  </m:rPr>
+                  <m:t>)</m:t>
+                </m:r>
+                <m:r>
+                  <m:rPr>
+                    <m:sty m:val="p"/>
+                  </m:rPr>
+                  <m:t>(</m:t>
+                </m:r>
+                <m:r>
+                  <m:rPr>
+                    <m:sty m:val="p"/>
+                  </m:rPr>
+                  <m:t>−</m:t>
+                </m:r>
+                <m:r>
+                  <m:t>5</m:t>
+                </m:r>
+                <m:r>
+                  <m:rPr>
+                    <m:sty m:val="p"/>
+                  </m:rPr>
+                  <m:t>)</m:t>
+                </m:r>
                 <m:r>
                   <m:rPr>
                     <m:sty m:val="p"/>
@@ -7278,18 +7316,18 @@
                 <wp:inline>
                   <wp:extent cx="152400" cy="152400"/>
                   <wp:effectExtent b="0" l="0" r="0" t="0"/>
-                  <wp:docPr descr="" title="" id="64" name="Picture"/>
+                  <wp:docPr descr="" title="" id="53" name="Picture"/>
                   <a:graphic>
                     <a:graphicData uri="http://schemas.openxmlformats.org/drawingml/2006/picture">
                       <pic:pic>
                         <pic:nvPicPr>
-                          <pic:cNvPr descr="/Applications/quarto/share/formats/docx/note.png" id="65" name="Picture"/>
+                          <pic:cNvPr descr="/Applications/quarto/share/formats/docx/note.png" id="54" name="Picture"/>
                           <pic:cNvPicPr>
                             <a:picLocks noChangeArrowheads="1" noChangeAspect="1"/>
                           </pic:cNvPicPr>
                         </pic:nvPicPr>
                         <pic:blipFill>
-                          <a:blip r:embed="rId21"/>
+                          <a:blip r:embed="rId10"/>
                           <a:stretch>
                             <a:fillRect/>
                           </a:stretch>
@@ -7585,21 +7623,23 @@
                   </m:rPr>
                   <m:t>=</m:t>
                 </m:r>
+                <m:r>
+                  <m:rPr>
+                    <m:sty m:val="p"/>
+                  </m:rPr>
+                  <m:t>(</m:t>
+                </m:r>
+                <m:r>
+                  <m:t>4</m:t>
+                </m:r>
                 <m:sSup>
                   <m:e>
-                    <m:d>
-                      <m:dPr>
-                        <m:begChr m:val="("/>
-                        <m:sepChr m:val=""/>
-                        <m:endChr m:val=")"/>
-                        <m:grow/>
-                      </m:dPr>
-                      <m:e>
-                        <m:r>
-                          <m:t>4</m:t>
-                        </m:r>
-                      </m:e>
-                    </m:d>
+                    <m:r>
+                      <m:rPr>
+                        <m:sty m:val="p"/>
+                      </m:rPr>
+                      <m:t>)</m:t>
+                    </m:r>
                   </m:e>
                   <m:sup>
                     <m:r>
@@ -7616,38 +7656,42 @@
                 <m:r>
                   <m:t>4</m:t>
                 </m:r>
-                <m:d>
-                  <m:dPr>
-                    <m:begChr m:val="("/>
-                    <m:sepChr m:val=""/>
-                    <m:endChr m:val=")"/>
-                    <m:grow/>
-                  </m:dPr>
-                  <m:e>
-                    <m:r>
-                      <m:t>1</m:t>
-                    </m:r>
-                  </m:e>
-                </m:d>
-                <m:d>
-                  <m:dPr>
-                    <m:begChr m:val="("/>
-                    <m:sepChr m:val=""/>
-                    <m:endChr m:val=")"/>
-                    <m:grow/>
-                  </m:dPr>
-                  <m:e>
-                    <m:r>
-                      <m:rPr>
-                        <m:sty m:val="p"/>
-                      </m:rPr>
-                      <m:t>−</m:t>
-                    </m:r>
-                    <m:r>
-                      <m:t>1</m:t>
-                    </m:r>
-                  </m:e>
-                </m:d>
+                <m:r>
+                  <m:rPr>
+                    <m:sty m:val="p"/>
+                  </m:rPr>
+                  <m:t>(</m:t>
+                </m:r>
+                <m:r>
+                  <m:t>1</m:t>
+                </m:r>
+                <m:r>
+                  <m:rPr>
+                    <m:sty m:val="p"/>
+                  </m:rPr>
+                  <m:t>)</m:t>
+                </m:r>
+                <m:r>
+                  <m:rPr>
+                    <m:sty m:val="p"/>
+                  </m:rPr>
+                  <m:t>(</m:t>
+                </m:r>
+                <m:r>
+                  <m:rPr>
+                    <m:sty m:val="p"/>
+                  </m:rPr>
+                  <m:t>−</m:t>
+                </m:r>
+                <m:r>
+                  <m:t>1</m:t>
+                </m:r>
+                <m:r>
+                  <m:rPr>
+                    <m:sty m:val="p"/>
+                  </m:rPr>
+                  <m:t>)</m:t>
+                </m:r>
                 <m:r>
                   <m:rPr>
                     <m:sty m:val="p"/>
@@ -7726,8 +7770,8 @@
         </w:tc>
       </w:tr>
     </w:tbl>
-    <w:bookmarkEnd w:id="66"/>
-    <w:bookmarkStart w:id="67" w:name="quick-check-problems"/>
+    <w:bookmarkEnd w:id="55"/>
+    <w:bookmarkStart w:id="56" w:name="quick-check-problems"/>
     <w:p>
       <w:pPr>
         <w:pStyle w:val="Heading1"/>
@@ -8090,8 +8134,8 @@
         <w:t xml:space="preserve">has no real roots.</w:t>
       </w:r>
     </w:p>
-    <w:bookmarkEnd w:id="67"/>
-    <w:bookmarkStart w:id="71" w:name="further-reading"/>
+    <w:bookmarkEnd w:id="56"/>
+    <w:bookmarkStart w:id="60" w:name="further-reading"/>
     <w:p>
       <w:pPr>
         <w:pStyle w:val="Heading1"/>
@@ -8104,7 +8148,7 @@
       <w:pPr>
         <w:pStyle w:val="FirstParagraph"/>
       </w:pPr>
-      <w:hyperlink r:id="rId68">
+      <w:hyperlink r:id="rId57">
         <w:r>
           <w:rPr>
             <w:rStyle w:val="Hyperlink"/>
@@ -8123,7 +8167,7 @@
       <w:r>
         <w:t xml:space="preserve"> </w:t>
       </w:r>
-      <w:hyperlink r:id="rId37">
+      <w:hyperlink r:id="rId26">
         <w:r>
           <w:rPr>
             <w:rStyle w:val="Hyperlink"/>
@@ -8137,7 +8181,7 @@
       <w:r>
         <w:t xml:space="preserve"> </w:t>
       </w:r>
-      <w:hyperlink r:id="rId38">
+      <w:hyperlink r:id="rId27">
         <w:r>
           <w:rPr>
             <w:rStyle w:val="Hyperlink"/>
@@ -8154,7 +8198,7 @@
       <w:r>
         <w:t xml:space="preserve"> </w:t>
       </w:r>
-      <w:hyperlink r:id="rId39">
+      <w:hyperlink r:id="rId28">
         <w:r>
           <w:rPr>
             <w:rStyle w:val="Hyperlink"/>
@@ -8166,7 +8210,7 @@
         <w:t xml:space="preserve">.</w:t>
       </w:r>
     </w:p>
-    <w:bookmarkStart w:id="70" w:name="version-history"/>
+    <w:bookmarkStart w:id="59" w:name="version-history"/>
     <w:p>
       <w:pPr>
         <w:pStyle w:val="Heading2"/>
@@ -8209,7 +8253,7 @@
       <w:pPr>
         <w:pStyle w:val="FirstParagraph"/>
       </w:pPr>
-      <w:hyperlink r:id="rId69">
+      <w:hyperlink r:id="rId58">
         <w:r>
           <w:rPr>
             <w:rStyle w:val="Hyperlink"/>
@@ -8218,8 +8262,8 @@
         </w:r>
       </w:hyperlink>
     </w:p>
-    <w:bookmarkEnd w:id="70"/>
-    <w:bookmarkEnd w:id="71"/>
+    <w:bookmarkEnd w:id="59"/>
+    <w:bookmarkEnd w:id="60"/>
     <w:sectPr>
       <w:pgSz w:h="15840" w:w="12240"/>
       <w:pgMar w:bottom="1440" w:footer="720" w:gutter="0" w:header="720" w:left="1440" w:right="1440" w:top="1440"/>
